--- a/Encoding Decodiing and Encryption Decryption.docx
+++ b/Encoding Decodiing and Encryption Decryption.docx
@@ -522,6 +522,9 @@
     </w:p>
     <w:p>
       <w:r>
+        <w:rPr>
+          <w:highlight w:val="magenta"/>
+        </w:rPr>
         <w:t>It is NOT security.</w:t>
       </w:r>
     </w:p>
@@ -692,12 +695,23 @@
       </w:r>
     </w:p>
     <w:p>
-      <w:r>
+      <w:pPr>
+        <w:rPr>
+          <w:highlight w:val="cyan"/>
+        </w:rPr>
+      </w:pPr>
+      <w:r>
+        <w:rPr>
+          <w:highlight w:val="cyan"/>
+        </w:rPr>
         <w:t>encoded in Base64.</w:t>
       </w:r>
     </w:p>
     <w:p>
       <w:r>
+        <w:rPr>
+          <w:highlight w:val="cyan"/>
+        </w:rPr>
         <w:t>Anyone can decode it easily.</w:t>
       </w:r>
     </w:p>
@@ -730,6 +744,9 @@
     </w:p>
     <w:p>
       <w:r>
+        <w:rPr>
+          <w:highlight w:val="cyan"/>
+        </w:rPr>
         <w:t>Base64 is not security.</w:t>
       </w:r>
     </w:p>
@@ -1092,13 +1109,23 @@
         <w:rPr>
           <w:b/>
           <w:bCs/>
+          <w:highlight w:val="magenta"/>
         </w:rPr>
         <w:t>3. Encryption</w:t>
       </w:r>
     </w:p>
     <w:p>
       <w:r>
-        <w:t>Encryption converts readable data into unreadable data using a mathematical algorithm and a key.</w:t>
+        <w:t xml:space="preserve">Encryption converts readable data into unreadable data using a </w:t>
+      </w:r>
+      <w:r>
+        <w:rPr>
+          <w:highlight w:val="cyan"/>
+        </w:rPr>
+        <w:t>mathematical algorithm and a key</w:t>
+      </w:r>
+      <w:r>
+        <w:t>.</w:t>
       </w:r>
     </w:p>
     <w:p>
@@ -1172,6 +1199,9 @@
     </w:p>
     <w:p>
       <w:r>
+        <w:rPr>
+          <w:highlight w:val="cyan"/>
+        </w:rPr>
         <w:t>Without the key, data is useless.</w:t>
       </w:r>
     </w:p>
@@ -1198,7 +1228,15 @@
       </w:r>
     </w:p>
     <w:p>
-      <w:r>
+      <w:pPr>
+        <w:rPr>
+          <w:highlight w:val="cyan"/>
+        </w:rPr>
+      </w:pPr>
+      <w:r>
+        <w:rPr>
+          <w:highlight w:val="cyan"/>
+        </w:rPr>
         <w:t>Encryption requires:</w:t>
       </w:r>
     </w:p>
@@ -1208,8 +1246,14 @@
           <w:ilvl w:val="0"/>
           <w:numId w:val="3"/>
         </w:numPr>
-      </w:pPr>
-      <w:r>
+        <w:rPr>
+          <w:highlight w:val="cyan"/>
+        </w:rPr>
+      </w:pPr>
+      <w:r>
+        <w:rPr>
+          <w:highlight w:val="cyan"/>
+        </w:rPr>
         <w:t xml:space="preserve">Algorithm </w:t>
       </w:r>
     </w:p>
@@ -1221,7 +1265,13 @@
         </w:numPr>
       </w:pPr>
       <w:r>
-        <w:t xml:space="preserve">Key </w:t>
+        <w:rPr>
+          <w:highlight w:val="cyan"/>
+        </w:rPr>
+        <w:t>Key</w:t>
+      </w:r>
+      <w:r>
+        <w:t xml:space="preserve"> </w:t>
       </w:r>
     </w:p>
     <w:p>
@@ -1258,12 +1308,16 @@
         <w:rPr>
           <w:b/>
           <w:bCs/>
+          <w:highlight w:val="magenta"/>
         </w:rPr>
         <w:t>A. Symmetric Encryption</w:t>
       </w:r>
     </w:p>
     <w:p>
       <w:r>
+        <w:rPr>
+          <w:highlight w:val="cyan"/>
+        </w:rPr>
         <w:t>Same key used for:</w:t>
       </w:r>
     </w:p>
@@ -1400,8 +1454,14 @@
           <w:p>
             <w:pPr>
               <w:spacing w:after="160" w:line="278" w:lineRule="auto"/>
-            </w:pPr>
-            <w:r>
+              <w:rPr>
+                <w:highlight w:val="cyan"/>
+              </w:rPr>
+            </w:pPr>
+            <w:r>
+              <w:rPr>
+                <w:highlight w:val="cyan"/>
+              </w:rPr>
               <w:t>AES</w:t>
             </w:r>
           </w:p>
@@ -1414,8 +1474,14 @@
           <w:p>
             <w:pPr>
               <w:spacing w:after="160" w:line="278" w:lineRule="auto"/>
-            </w:pPr>
-            <w:r>
+              <w:rPr>
+                <w:highlight w:val="cyan"/>
+              </w:rPr>
+            </w:pPr>
+            <w:r>
+              <w:rPr>
+                <w:highlight w:val="cyan"/>
+              </w:rPr>
               <w:t>Most common modern encryption</w:t>
             </w:r>
           </w:p>
@@ -1577,8 +1643,14 @@
           <w:ilvl w:val="0"/>
           <w:numId w:val="6"/>
         </w:numPr>
-      </w:pPr>
-      <w:r>
+        <w:rPr>
+          <w:highlight w:val="yellow"/>
+        </w:rPr>
+      </w:pPr>
+      <w:r>
+        <w:rPr>
+          <w:highlight w:val="yellow"/>
+        </w:rPr>
         <w:t xml:space="preserve">Key sharing problem </w:t>
       </w:r>
     </w:p>
@@ -1600,6 +1672,7 @@
         <w:rPr>
           <w:b/>
           <w:bCs/>
+          <w:highlight w:val="magenta"/>
         </w:rPr>
         <w:t>B. Asymmetric Encryption</w:t>
       </w:r>
@@ -1633,6 +1706,9 @@
     </w:p>
     <w:p>
       <w:r>
+        <w:rPr>
+          <w:highlight w:val="cyan"/>
+        </w:rPr>
         <w:t>Different keys for encryption and decryption.</w:t>
       </w:r>
     </w:p>
@@ -1661,9 +1737,15 @@
     </w:p>
     <w:p>
       <w:r>
+        <w:rPr>
+          <w:highlight w:val="green"/>
+        </w:rPr>
         <w:t>Public Key → Encrypt</w:t>
       </w:r>
       <w:r>
+        <w:rPr>
+          <w:highlight w:val="green"/>
+        </w:rPr>
         <w:br/>
         <w:t>Private Key → Decrypt</w:t>
       </w:r>
@@ -1925,6 +2007,7 @@
         <w:rPr>
           <w:b/>
           <w:bCs/>
+          <w:highlight w:val="magenta"/>
         </w:rPr>
         <w:t>4. Decryption</w:t>
       </w:r>
@@ -2021,6 +2104,7 @@
         <w:rPr>
           <w:b/>
           <w:bCs/>
+          <w:highlight w:val="magenta"/>
         </w:rPr>
         <w:lastRenderedPageBreak/>
         <w:t>5. Hashing</w:t>
@@ -2042,8 +2126,14 @@
           <w:ilvl w:val="0"/>
           <w:numId w:val="11"/>
         </w:numPr>
-      </w:pPr>
-      <w:r>
+        <w:rPr>
+          <w:highlight w:val="green"/>
+        </w:rPr>
+      </w:pPr>
+      <w:r>
+        <w:rPr>
+          <w:highlight w:val="green"/>
+        </w:rPr>
         <w:t xml:space="preserve">Converts data into fixed-size fingerprint </w:t>
       </w:r>
     </w:p>
@@ -2060,6 +2150,9 @@
     </w:p>
     <w:p>
       <w:r>
+        <w:rPr>
+          <w:highlight w:val="cyan"/>
+        </w:rPr>
         <w:t>Cannot normally be reversed.</w:t>
       </w:r>
     </w:p>
@@ -2129,6 +2222,9 @@
     </w:p>
     <w:p>
       <w:r>
+        <w:rPr>
+          <w:highlight w:val="cyan"/>
+        </w:rPr>
         <w:t>Same input always gives same hash.</w:t>
       </w:r>
     </w:p>
@@ -2225,6 +2321,7 @@
         <w:rPr>
           <w:b/>
           <w:bCs/>
+          <w:highlight w:val="magenta"/>
         </w:rPr>
         <w:t>Common Hash Algorithms</w:t>
       </w:r>

--- a/Encoding Decodiing and Encryption Decryption.docx
+++ b/Encoding Decodiing and Encryption Decryption.docx
@@ -3492,6 +3492,1508 @@
             </w:pPr>
             <w:r>
               <w:t>No</w:t>
+            </w:r>
+          </w:p>
+        </w:tc>
+      </w:tr>
+    </w:tbl>
+    <w:p/>
+    <w:p>
+      <w:r>
+        <w:t>++++++++++++++++++++++++++++++++++++++++++++++++++++++++</w:t>
+      </w:r>
+    </w:p>
+    <w:p>
+      <w:pPr>
+        <w:rPr>
+          <w:b/>
+          <w:bCs/>
+        </w:rPr>
+      </w:pPr>
+      <w:r>
+        <w:rPr>
+          <w:b/>
+          <w:bCs/>
+        </w:rPr>
+        <w:t>1. Encoding and Decoding in Python</w:t>
+      </w:r>
+    </w:p>
+    <w:p>
+      <w:pPr>
+        <w:rPr>
+          <w:b/>
+          <w:bCs/>
+        </w:rPr>
+      </w:pPr>
+      <w:r>
+        <w:rPr>
+          <w:b/>
+          <w:bCs/>
+        </w:rPr>
+        <w:t>Base64 Encoding</w:t>
+      </w:r>
+    </w:p>
+    <w:p>
+      <w:r>
+        <w:t>import base64</w:t>
+      </w:r>
+      <w:r>
+        <w:br/>
+      </w:r>
+      <w:r>
+        <w:br/>
+        <w:t>text = "hello world"</w:t>
+      </w:r>
+      <w:r>
+        <w:br/>
+      </w:r>
+      <w:r>
+        <w:br/>
+        <w:t># Convert string to bytes</w:t>
+      </w:r>
+      <w:r>
+        <w:br/>
+        <w:t>text_bytes = text.encode('utf-8')</w:t>
+      </w:r>
+      <w:r>
+        <w:br/>
+      </w:r>
+      <w:r>
+        <w:br/>
+        <w:t># Encode</w:t>
+      </w:r>
+      <w:r>
+        <w:br/>
+        <w:t>encoded = base64.b64encode(text_bytes)</w:t>
+      </w:r>
+      <w:r>
+        <w:br/>
+      </w:r>
+      <w:r>
+        <w:br/>
+        <w:t>print(encoded)</w:t>
+      </w:r>
+    </w:p>
+    <w:p>
+      <w:pPr>
+        <w:rPr>
+          <w:b/>
+          <w:bCs/>
+        </w:rPr>
+      </w:pPr>
+      <w:r>
+        <w:rPr>
+          <w:b/>
+          <w:bCs/>
+        </w:rPr>
+        <w:t>Output</w:t>
+      </w:r>
+    </w:p>
+    <w:p>
+      <w:r>
+        <w:t>b'aGVsbG8gd29ybGQ='</w:t>
+      </w:r>
+    </w:p>
+    <w:p>
+      <w:r>
+        <w:pict w14:anchorId="23EF07F7">
+          <v:rect id="_x0000_i1413" style="width:0;height:1.5pt" o:hralign="center" o:hrstd="t" o:hr="t" fillcolor="#a0a0a0" stroked="f"/>
+        </w:pict>
+      </w:r>
+    </w:p>
+    <w:p>
+      <w:pPr>
+        <w:rPr>
+          <w:b/>
+          <w:bCs/>
+        </w:rPr>
+      </w:pPr>
+      <w:r>
+        <w:rPr>
+          <w:b/>
+          <w:bCs/>
+        </w:rPr>
+        <w:lastRenderedPageBreak/>
+        <w:t>Base64 Decoding</w:t>
+      </w:r>
+    </w:p>
+    <w:p>
+      <w:r>
+        <w:t>import base64</w:t>
+      </w:r>
+      <w:r>
+        <w:br/>
+      </w:r>
+      <w:r>
+        <w:br/>
+        <w:t>encoded_text = b'aGVsbG8gd29ybGQ='</w:t>
+      </w:r>
+      <w:r>
+        <w:br/>
+      </w:r>
+      <w:r>
+        <w:br/>
+        <w:t># Decode</w:t>
+      </w:r>
+      <w:r>
+        <w:br/>
+        <w:t>decoded = base64.b64decode(encoded_text)</w:t>
+      </w:r>
+      <w:r>
+        <w:br/>
+      </w:r>
+      <w:r>
+        <w:br/>
+        <w:t># Convert bytes back to string</w:t>
+      </w:r>
+      <w:r>
+        <w:br/>
+        <w:t>print(decoded.decode('utf-8'))</w:t>
+      </w:r>
+    </w:p>
+    <w:p>
+      <w:pPr>
+        <w:rPr>
+          <w:b/>
+          <w:bCs/>
+        </w:rPr>
+      </w:pPr>
+      <w:r>
+        <w:rPr>
+          <w:b/>
+          <w:bCs/>
+        </w:rPr>
+        <w:t>Output</w:t>
+      </w:r>
+    </w:p>
+    <w:p>
+      <w:r>
+        <w:t>hello world</w:t>
+      </w:r>
+    </w:p>
+    <w:p>
+      <w:r>
+        <w:pict w14:anchorId="24114296">
+          <v:rect id="_x0000_i1414" style="width:0;height:1.5pt" o:hralign="center" o:hrstd="t" o:hr="t" fillcolor="#a0a0a0" stroked="f"/>
+        </w:pict>
+      </w:r>
+    </w:p>
+    <w:p>
+      <w:pPr>
+        <w:rPr>
+          <w:b/>
+          <w:bCs/>
+        </w:rPr>
+      </w:pPr>
+      <w:r>
+        <w:rPr>
+          <w:b/>
+          <w:bCs/>
+        </w:rPr>
+        <w:t>2. URL Encoding and Decoding</w:t>
+      </w:r>
+    </w:p>
+    <w:p>
+      <w:pPr>
+        <w:rPr>
+          <w:b/>
+          <w:bCs/>
+        </w:rPr>
+      </w:pPr>
+      <w:r>
+        <w:rPr>
+          <w:b/>
+          <w:bCs/>
+        </w:rPr>
+        <w:t>URL Encoding</w:t>
+      </w:r>
+    </w:p>
+    <w:p>
+      <w:r>
+        <w:t>from urllib.parse import quote</w:t>
+      </w:r>
+      <w:r>
+        <w:br/>
+      </w:r>
+      <w:r>
+        <w:br/>
+        <w:t>text = "hello world@2026"</w:t>
+      </w:r>
+      <w:r>
+        <w:br/>
+      </w:r>
+      <w:r>
+        <w:br/>
+        <w:t>encoded = quote(text)</w:t>
+      </w:r>
+      <w:r>
+        <w:br/>
+      </w:r>
+      <w:r>
+        <w:br/>
+        <w:t>print(encoded)</w:t>
+      </w:r>
+    </w:p>
+    <w:p>
+      <w:pPr>
+        <w:rPr>
+          <w:b/>
+          <w:bCs/>
+        </w:rPr>
+      </w:pPr>
+      <w:r>
+        <w:rPr>
+          <w:b/>
+          <w:bCs/>
+        </w:rPr>
+        <w:t>Output</w:t>
+      </w:r>
+    </w:p>
+    <w:p>
+      <w:r>
+        <w:t>hello%20world%402026</w:t>
+      </w:r>
+    </w:p>
+    <w:p>
+      <w:r>
+        <w:pict w14:anchorId="453427C8">
+          <v:rect id="_x0000_i1415" style="width:0;height:1.5pt" o:hralign="center" o:hrstd="t" o:hr="t" fillcolor="#a0a0a0" stroked="f"/>
+        </w:pict>
+      </w:r>
+    </w:p>
+    <w:p>
+      <w:pPr>
+        <w:rPr>
+          <w:b/>
+          <w:bCs/>
+        </w:rPr>
+      </w:pPr>
+      <w:r>
+        <w:rPr>
+          <w:b/>
+          <w:bCs/>
+        </w:rPr>
+        <w:t>URL Decoding</w:t>
+      </w:r>
+    </w:p>
+    <w:p>
+      <w:r>
+        <w:t>from urllib.parse import unquote</w:t>
+      </w:r>
+      <w:r>
+        <w:br/>
+      </w:r>
+      <w:r>
+        <w:br/>
+        <w:t>encoded_text = "hello%20world%402026"</w:t>
+      </w:r>
+      <w:r>
+        <w:br/>
+      </w:r>
+      <w:r>
+        <w:br/>
+        <w:t>decoded = unquote(encoded_text)</w:t>
+      </w:r>
+      <w:r>
+        <w:br/>
+      </w:r>
+      <w:r>
+        <w:br/>
+        <w:t>print(decoded)</w:t>
+      </w:r>
+    </w:p>
+    <w:p>
+      <w:pPr>
+        <w:rPr>
+          <w:b/>
+          <w:bCs/>
+        </w:rPr>
+      </w:pPr>
+      <w:r>
+        <w:rPr>
+          <w:b/>
+          <w:bCs/>
+        </w:rPr>
+        <w:t>Output</w:t>
+      </w:r>
+    </w:p>
+    <w:p>
+      <w:r>
+        <w:lastRenderedPageBreak/>
+        <w:t>hello world@2026</w:t>
+      </w:r>
+    </w:p>
+    <w:p>
+      <w:r>
+        <w:pict w14:anchorId="7CE6F716">
+          <v:rect id="_x0000_i1416" style="width:0;height:1.5pt" o:hralign="center" o:hrstd="t" o:hr="t" fillcolor="#a0a0a0" stroked="f"/>
+        </w:pict>
+      </w:r>
+    </w:p>
+    <w:p>
+      <w:pPr>
+        <w:rPr>
+          <w:b/>
+          <w:bCs/>
+        </w:rPr>
+      </w:pPr>
+      <w:r>
+        <w:rPr>
+          <w:b/>
+          <w:bCs/>
+        </w:rPr>
+        <w:t>3. Hashing in Python</w:t>
+      </w:r>
+    </w:p>
+    <w:p>
+      <w:pPr>
+        <w:rPr>
+          <w:b/>
+          <w:bCs/>
+        </w:rPr>
+      </w:pPr>
+      <w:r>
+        <w:rPr>
+          <w:b/>
+          <w:bCs/>
+        </w:rPr>
+        <w:t>SHA256 Hashing</w:t>
+      </w:r>
+    </w:p>
+    <w:p>
+      <w:r>
+        <w:t>import hashlib</w:t>
+      </w:r>
+      <w:r>
+        <w:br/>
+      </w:r>
+      <w:r>
+        <w:br/>
+        <w:t>password = "mypassword"</w:t>
+      </w:r>
+      <w:r>
+        <w:br/>
+      </w:r>
+      <w:r>
+        <w:br/>
+        <w:t># Convert to bytes</w:t>
+      </w:r>
+      <w:r>
+        <w:br/>
+        <w:t>password_bytes = password.encode()</w:t>
+      </w:r>
+      <w:r>
+        <w:br/>
+      </w:r>
+      <w:r>
+        <w:br/>
+        <w:t># Create hash</w:t>
+      </w:r>
+      <w:r>
+        <w:br/>
+        <w:t>hashed = hashlib.sha256(password_bytes)</w:t>
+      </w:r>
+      <w:r>
+        <w:br/>
+      </w:r>
+      <w:r>
+        <w:br/>
+        <w:t># Hex value</w:t>
+      </w:r>
+      <w:r>
+        <w:br/>
+        <w:t>print(hashed.hexdigest())</w:t>
+      </w:r>
+    </w:p>
+    <w:p>
+      <w:pPr>
+        <w:rPr>
+          <w:b/>
+          <w:bCs/>
+        </w:rPr>
+      </w:pPr>
+      <w:r>
+        <w:rPr>
+          <w:b/>
+          <w:bCs/>
+        </w:rPr>
+        <w:t>Output</w:t>
+      </w:r>
+    </w:p>
+    <w:p>
+      <w:r>
+        <w:t>89e01536ac207279409d4de1e5253e01f4a1769c...</w:t>
+      </w:r>
+    </w:p>
+    <w:p>
+      <w:r>
+        <w:pict w14:anchorId="43A1FDD4">
+          <v:rect id="_x0000_i1417" style="width:0;height:1.5pt" o:hralign="center" o:hrstd="t" o:hr="t" fillcolor="#a0a0a0" stroked="f"/>
+        </w:pict>
+      </w:r>
+    </w:p>
+    <w:p>
+      <w:pPr>
+        <w:rPr>
+          <w:b/>
+          <w:bCs/>
+        </w:rPr>
+      </w:pPr>
+      <w:r>
+        <w:rPr>
+          <w:b/>
+          <w:bCs/>
+        </w:rPr>
+        <w:t>4. Password Hash Verification</w:t>
+      </w:r>
+    </w:p>
+    <w:p>
+      <w:r>
+        <w:t>import hashlib</w:t>
+      </w:r>
+      <w:r>
+        <w:br/>
+      </w:r>
+      <w:r>
+        <w:br/>
+        <w:t>stored_hash = hashlib.sha256("mypassword".encode()).hexdigest()</w:t>
+      </w:r>
+      <w:r>
+        <w:br/>
+      </w:r>
+      <w:r>
+        <w:br/>
+        <w:t>user_input = "mypassword"</w:t>
+      </w:r>
+      <w:r>
+        <w:br/>
+      </w:r>
+      <w:r>
+        <w:br/>
+        <w:t>input_hash = hashlib.sha256(user_input.encode()).hexdigest()</w:t>
+      </w:r>
+      <w:r>
+        <w:br/>
+      </w:r>
+      <w:r>
+        <w:br/>
+        <w:t>if stored_hash == input_hash:</w:t>
+      </w:r>
+      <w:r>
+        <w:br/>
+        <w:t xml:space="preserve">    print("Password Matched")</w:t>
+      </w:r>
+      <w:r>
+        <w:br/>
+        <w:t>else:</w:t>
+      </w:r>
+      <w:r>
+        <w:br/>
+        <w:t xml:space="preserve">    print("Invalid Password")</w:t>
+      </w:r>
+    </w:p>
+    <w:p>
+      <w:r>
+        <w:pict w14:anchorId="38938B27">
+          <v:rect id="_x0000_i1418" style="width:0;height:1.5pt" o:hralign="center" o:hrstd="t" o:hr="t" fillcolor="#a0a0a0" stroked="f"/>
+        </w:pict>
+      </w:r>
+    </w:p>
+    <w:p>
+      <w:pPr>
+        <w:rPr>
+          <w:b/>
+          <w:bCs/>
+        </w:rPr>
+      </w:pPr>
+      <w:r>
+        <w:rPr>
+          <w:b/>
+          <w:bCs/>
+        </w:rPr>
+        <w:t>5. Encryption and Decryption using Fernet (AES-based)</w:t>
+      </w:r>
+    </w:p>
+    <w:p>
+      <w:r>
+        <w:t>Install library:</w:t>
+      </w:r>
+    </w:p>
+    <w:p>
+      <w:r>
+        <w:lastRenderedPageBreak/>
+        <w:t>pip install cryptography</w:t>
+      </w:r>
+    </w:p>
+    <w:p>
+      <w:r>
+        <w:pict w14:anchorId="0F4E288B">
+          <v:rect id="_x0000_i1419" style="width:0;height:1.5pt" o:hralign="center" o:hrstd="t" o:hr="t" fillcolor="#a0a0a0" stroked="f"/>
+        </w:pict>
+      </w:r>
+    </w:p>
+    <w:p>
+      <w:pPr>
+        <w:rPr>
+          <w:b/>
+          <w:bCs/>
+        </w:rPr>
+      </w:pPr>
+      <w:r>
+        <w:rPr>
+          <w:b/>
+          <w:bCs/>
+        </w:rPr>
+        <w:t>Generate Secret Key</w:t>
+      </w:r>
+    </w:p>
+    <w:p>
+      <w:r>
+        <w:t>from cryptography.fernet import Fernet</w:t>
+      </w:r>
+      <w:r>
+        <w:br/>
+      </w:r>
+      <w:r>
+        <w:br/>
+        <w:t>key = Fernet.generate_key()</w:t>
+      </w:r>
+      <w:r>
+        <w:br/>
+      </w:r>
+      <w:r>
+        <w:br/>
+        <w:t>print(key)</w:t>
+      </w:r>
+    </w:p>
+    <w:p>
+      <w:r>
+        <w:t>Example Output:</w:t>
+      </w:r>
+    </w:p>
+    <w:p>
+      <w:r>
+        <w:t>b'k3JH8sdf89sdf...'</w:t>
+      </w:r>
+    </w:p>
+    <w:p>
+      <w:r>
+        <w:pict w14:anchorId="44761A03">
+          <v:rect id="_x0000_i1420" style="width:0;height:1.5pt" o:hralign="center" o:hrstd="t" o:hr="t" fillcolor="#a0a0a0" stroked="f"/>
+        </w:pict>
+      </w:r>
+    </w:p>
+    <w:p>
+      <w:pPr>
+        <w:rPr>
+          <w:b/>
+          <w:bCs/>
+        </w:rPr>
+      </w:pPr>
+      <w:r>
+        <w:rPr>
+          <w:b/>
+          <w:bCs/>
+        </w:rPr>
+        <w:t>Encrypt Data</w:t>
+      </w:r>
+    </w:p>
+    <w:p>
+      <w:r>
+        <w:t>from cryptography.fernet import Fernet</w:t>
+      </w:r>
+      <w:r>
+        <w:br/>
+      </w:r>
+      <w:r>
+        <w:br/>
+        <w:t># Generate or load key</w:t>
+      </w:r>
+      <w:r>
+        <w:br/>
+        <w:t>key = Fernet.generate_key()</w:t>
+      </w:r>
+      <w:r>
+        <w:br/>
+      </w:r>
+      <w:r>
+        <w:br/>
+        <w:t>cipher = Fernet(key)</w:t>
+      </w:r>
+      <w:r>
+        <w:br/>
+      </w:r>
+      <w:r>
+        <w:br/>
+        <w:t>text = "Bank Account Number"</w:t>
+      </w:r>
+      <w:r>
+        <w:br/>
+      </w:r>
+      <w:r>
+        <w:br/>
+        <w:t># Encrypt</w:t>
+      </w:r>
+      <w:r>
+        <w:br/>
+        <w:t>encrypted_text = cipher.encrypt(text.encode())</w:t>
+      </w:r>
+      <w:r>
+        <w:br/>
+      </w:r>
+      <w:r>
+        <w:br/>
+        <w:t>print(encrypted_text)</w:t>
+      </w:r>
+    </w:p>
+    <w:p>
+      <w:r>
+        <w:pict w14:anchorId="01D0C3CE">
+          <v:rect id="_x0000_i1421" style="width:0;height:1.5pt" o:hralign="center" o:hrstd="t" o:hr="t" fillcolor="#a0a0a0" stroked="f"/>
+        </w:pict>
+      </w:r>
+    </w:p>
+    <w:p>
+      <w:pPr>
+        <w:rPr>
+          <w:b/>
+          <w:bCs/>
+        </w:rPr>
+      </w:pPr>
+      <w:r>
+        <w:rPr>
+          <w:b/>
+          <w:bCs/>
+        </w:rPr>
+        <w:t>Decrypt Data</w:t>
+      </w:r>
+    </w:p>
+    <w:p>
+      <w:r>
+        <w:t>from cryptography.fernet import Fernet</w:t>
+      </w:r>
+      <w:r>
+        <w:br/>
+      </w:r>
+      <w:r>
+        <w:br/>
+        <w:t>key = b'YOUR_KEY_HERE'</w:t>
+      </w:r>
+      <w:r>
+        <w:br/>
+      </w:r>
+      <w:r>
+        <w:br/>
+        <w:t>cipher = Fernet(key)</w:t>
+      </w:r>
+      <w:r>
+        <w:br/>
+      </w:r>
+      <w:r>
+        <w:br/>
+        <w:t>encrypted_text = b'YOUR_ENCRYPTED_DATA'</w:t>
+      </w:r>
+      <w:r>
+        <w:br/>
+      </w:r>
+      <w:r>
+        <w:br/>
+        <w:t># Decrypt</w:t>
+      </w:r>
+      <w:r>
+        <w:br/>
+      </w:r>
+      <w:r>
+        <w:lastRenderedPageBreak/>
+        <w:t>decrypted = cipher.decrypt(encrypted_text)</w:t>
+      </w:r>
+      <w:r>
+        <w:br/>
+      </w:r>
+      <w:r>
+        <w:br/>
+        <w:t>print(decrypted.decode())</w:t>
+      </w:r>
+    </w:p>
+    <w:p>
+      <w:r>
+        <w:pict w14:anchorId="40F459BA">
+          <v:rect id="_x0000_i1422" style="width:0;height:1.5pt" o:hralign="center" o:hrstd="t" o:hr="t" fillcolor="#a0a0a0" stroked="f"/>
+        </w:pict>
+      </w:r>
+    </w:p>
+    <w:p>
+      <w:pPr>
+        <w:rPr>
+          <w:b/>
+          <w:bCs/>
+        </w:rPr>
+      </w:pPr>
+      <w:r>
+        <w:rPr>
+          <w:b/>
+          <w:bCs/>
+        </w:rPr>
+        <w:t>6. Symmetric Encryption Example (Same Key)</w:t>
+      </w:r>
+    </w:p>
+    <w:p>
+      <w:r>
+        <w:t>from cryptography.fernet import Fernet</w:t>
+      </w:r>
+      <w:r>
+        <w:br/>
+      </w:r>
+      <w:r>
+        <w:br/>
+        <w:t># Same key used for encrypt/decrypt</w:t>
+      </w:r>
+      <w:r>
+        <w:br/>
+        <w:t>key = Fernet.generate_key()</w:t>
+      </w:r>
+      <w:r>
+        <w:br/>
+      </w:r>
+      <w:r>
+        <w:br/>
+        <w:t>f = Fernet(key)</w:t>
+      </w:r>
+      <w:r>
+        <w:br/>
+      </w:r>
+      <w:r>
+        <w:br/>
+        <w:t>message = "Secret Message"</w:t>
+      </w:r>
+      <w:r>
+        <w:br/>
+      </w:r>
+      <w:r>
+        <w:br/>
+        <w:t>encrypted = f.encrypt(message.encode())</w:t>
+      </w:r>
+      <w:r>
+        <w:br/>
+      </w:r>
+      <w:r>
+        <w:br/>
+        <w:t>print("Encrypted:", encrypted)</w:t>
+      </w:r>
+      <w:r>
+        <w:br/>
+      </w:r>
+      <w:r>
+        <w:br/>
+        <w:t>decrypted = f.decrypt(encrypted)</w:t>
+      </w:r>
+      <w:r>
+        <w:br/>
+      </w:r>
+      <w:r>
+        <w:br/>
+        <w:t>print("Decrypted:", decrypted.decode())</w:t>
+      </w:r>
+    </w:p>
+    <w:p>
+      <w:r>
+        <w:pict w14:anchorId="79230EA2">
+          <v:rect id="_x0000_i1423" style="width:0;height:1.5pt" o:hralign="center" o:hrstd="t" o:hr="t" fillcolor="#a0a0a0" stroked="f"/>
+        </w:pict>
+      </w:r>
+    </w:p>
+    <w:p>
+      <w:pPr>
+        <w:rPr>
+          <w:b/>
+          <w:bCs/>
+        </w:rPr>
+      </w:pPr>
+      <w:r>
+        <w:rPr>
+          <w:b/>
+          <w:bCs/>
+        </w:rPr>
+        <w:t>7. JWT Token Example</w:t>
+      </w:r>
+    </w:p>
+    <w:p>
+      <w:r>
+        <w:t>Install:</w:t>
+      </w:r>
+    </w:p>
+    <w:p>
+      <w:r>
+        <w:t>pip install pyjwt</w:t>
+      </w:r>
+    </w:p>
+    <w:p>
+      <w:r>
+        <w:pict w14:anchorId="50F55A6E">
+          <v:rect id="_x0000_i1424" style="width:0;height:1.5pt" o:hralign="center" o:hrstd="t" o:hr="t" fillcolor="#a0a0a0" stroked="f"/>
+        </w:pict>
+      </w:r>
+    </w:p>
+    <w:p>
+      <w:pPr>
+        <w:rPr>
+          <w:b/>
+          <w:bCs/>
+        </w:rPr>
+      </w:pPr>
+      <w:r>
+        <w:rPr>
+          <w:b/>
+          <w:bCs/>
+        </w:rPr>
+        <w:t>Create JWT Token</w:t>
+      </w:r>
+    </w:p>
+    <w:p>
+      <w:r>
+        <w:t>import jwt</w:t>
+      </w:r>
+      <w:r>
+        <w:br/>
+        <w:t>import datetime</w:t>
+      </w:r>
+      <w:r>
+        <w:br/>
+      </w:r>
+      <w:r>
+        <w:br/>
+        <w:t>secret_key = "mysecret"</w:t>
+      </w:r>
+      <w:r>
+        <w:br/>
+      </w:r>
+      <w:r>
+        <w:br/>
+        <w:t>payload = {</w:t>
+      </w:r>
+      <w:r>
+        <w:br/>
+        <w:t xml:space="preserve">    "user": "Sara",</w:t>
+      </w:r>
+      <w:r>
+        <w:br/>
+        <w:t xml:space="preserve">    "role": "admin",</w:t>
+      </w:r>
+      <w:r>
+        <w:br/>
+        <w:t xml:space="preserve">    "exp": datetime.datetime.utcnow() + datetime.timedelta(minutes=30)</w:t>
+      </w:r>
+      <w:r>
+        <w:br/>
+      </w:r>
+      <w:r>
+        <w:lastRenderedPageBreak/>
+        <w:t>}</w:t>
+      </w:r>
+      <w:r>
+        <w:br/>
+      </w:r>
+      <w:r>
+        <w:br/>
+        <w:t>token = jwt.encode(payload, secret_key, algorithm="HS256")</w:t>
+      </w:r>
+      <w:r>
+        <w:br/>
+      </w:r>
+      <w:r>
+        <w:br/>
+        <w:t>print(token)</w:t>
+      </w:r>
+    </w:p>
+    <w:p>
+      <w:r>
+        <w:pict w14:anchorId="6F9B1848">
+          <v:rect id="_x0000_i1425" style="width:0;height:1.5pt" o:hralign="center" o:hrstd="t" o:hr="t" fillcolor="#a0a0a0" stroked="f"/>
+        </w:pict>
+      </w:r>
+    </w:p>
+    <w:p>
+      <w:pPr>
+        <w:rPr>
+          <w:b/>
+          <w:bCs/>
+        </w:rPr>
+      </w:pPr>
+      <w:r>
+        <w:rPr>
+          <w:b/>
+          <w:bCs/>
+        </w:rPr>
+        <w:t>Decode JWT Token</w:t>
+      </w:r>
+    </w:p>
+    <w:p>
+      <w:r>
+        <w:t>import jwt</w:t>
+      </w:r>
+      <w:r>
+        <w:br/>
+      </w:r>
+      <w:r>
+        <w:br/>
+        <w:t>secret_key = "mysecret"</w:t>
+      </w:r>
+      <w:r>
+        <w:br/>
+      </w:r>
+      <w:r>
+        <w:br/>
+        <w:t>decoded = jwt.decode(token, secret_key, algorithms=["HS256"])</w:t>
+      </w:r>
+      <w:r>
+        <w:br/>
+      </w:r>
+      <w:r>
+        <w:br/>
+        <w:t>print(decoded)</w:t>
+      </w:r>
+    </w:p>
+    <w:p>
+      <w:r>
+        <w:pict w14:anchorId="2BFF78B2">
+          <v:rect id="_x0000_i1426" style="width:0;height:1.5pt" o:hralign="center" o:hrstd="t" o:hr="t" fillcolor="#a0a0a0" stroked="f"/>
+        </w:pict>
+      </w:r>
+    </w:p>
+    <w:p>
+      <w:pPr>
+        <w:rPr>
+          <w:b/>
+          <w:bCs/>
+        </w:rPr>
+      </w:pPr>
+      <w:r>
+        <w:rPr>
+          <w:b/>
+          <w:bCs/>
+        </w:rPr>
+        <w:t>8. Basic Auth Encoding Example</w:t>
+      </w:r>
+    </w:p>
+    <w:p>
+      <w:pPr>
+        <w:rPr>
+          <w:b/>
+          <w:bCs/>
+        </w:rPr>
+      </w:pPr>
+      <w:r>
+        <w:rPr>
+          <w:b/>
+          <w:bCs/>
+        </w:rPr>
+        <w:t>Create Basic Auth Header</w:t>
+      </w:r>
+    </w:p>
+    <w:p>
+      <w:r>
+        <w:t>import base64</w:t>
+      </w:r>
+      <w:r>
+        <w:br/>
+      </w:r>
+      <w:r>
+        <w:br/>
+        <w:t>username = "admin"</w:t>
+      </w:r>
+      <w:r>
+        <w:br/>
+        <w:t>password = "mypassword"</w:t>
+      </w:r>
+      <w:r>
+        <w:br/>
+      </w:r>
+      <w:r>
+        <w:br/>
+        <w:t>credentials = f"{username}:{password}"</w:t>
+      </w:r>
+      <w:r>
+        <w:br/>
+      </w:r>
+      <w:r>
+        <w:br/>
+        <w:t>encoded = base64.b64encode(credentials.encode()).decode()</w:t>
+      </w:r>
+      <w:r>
+        <w:br/>
+      </w:r>
+      <w:r>
+        <w:br/>
+        <w:t>header = f"Basic {encoded}"</w:t>
+      </w:r>
+      <w:r>
+        <w:br/>
+      </w:r>
+      <w:r>
+        <w:br/>
+        <w:t>print(header)</w:t>
+      </w:r>
+    </w:p>
+    <w:p>
+      <w:pPr>
+        <w:rPr>
+          <w:b/>
+          <w:bCs/>
+        </w:rPr>
+      </w:pPr>
+      <w:r>
+        <w:rPr>
+          <w:b/>
+          <w:bCs/>
+        </w:rPr>
+        <w:t>Output</w:t>
+      </w:r>
+    </w:p>
+    <w:p>
+      <w:r>
+        <w:t>Basic YWRtaW46bXlwYXNzd29yZA==</w:t>
+      </w:r>
+    </w:p>
+    <w:p>
+      <w:r>
+        <w:pict w14:anchorId="02C605EE">
+          <v:rect id="_x0000_i1427" style="width:0;height:1.5pt" o:hralign="center" o:hrstd="t" o:hr="t" fillcolor="#a0a0a0" stroked="f"/>
+        </w:pict>
+      </w:r>
+    </w:p>
+    <w:p>
+      <w:pPr>
+        <w:rPr>
+          <w:b/>
+          <w:bCs/>
+        </w:rPr>
+      </w:pPr>
+      <w:r>
+        <w:rPr>
+          <w:b/>
+          <w:bCs/>
+        </w:rPr>
+        <w:t>9. OAuth Token Request Example</w:t>
+      </w:r>
+    </w:p>
+    <w:p>
+      <w:r>
+        <w:t>Using Python requests library.</w:t>
+      </w:r>
+    </w:p>
+    <w:p>
+      <w:r>
+        <w:lastRenderedPageBreak/>
+        <w:t>import requests</w:t>
+      </w:r>
+      <w:r>
+        <w:br/>
+      </w:r>
+      <w:r>
+        <w:br/>
+        <w:t>url = "https://example.com/oauth/token"</w:t>
+      </w:r>
+      <w:r>
+        <w:br/>
+      </w:r>
+      <w:r>
+        <w:br/>
+        <w:t>data = {</w:t>
+      </w:r>
+      <w:r>
+        <w:br/>
+        <w:t xml:space="preserve">    "grant_type": "client_credentials",</w:t>
+      </w:r>
+      <w:r>
+        <w:br/>
+        <w:t xml:space="preserve">    "client_id": "your_client_id",</w:t>
+      </w:r>
+      <w:r>
+        <w:br/>
+        <w:t xml:space="preserve">    "client_secret": "your_client_secret"</w:t>
+      </w:r>
+      <w:r>
+        <w:br/>
+        <w:t>}</w:t>
+      </w:r>
+      <w:r>
+        <w:br/>
+      </w:r>
+      <w:r>
+        <w:br/>
+        <w:t>response = requests.post(url, data=data)</w:t>
+      </w:r>
+      <w:r>
+        <w:br/>
+      </w:r>
+      <w:r>
+        <w:br/>
+        <w:t>print(response.json())</w:t>
+      </w:r>
+    </w:p>
+    <w:p>
+      <w:r>
+        <w:pict w14:anchorId="01DE36F5">
+          <v:rect id="_x0000_i1428" style="width:0;height:1.5pt" o:hralign="center" o:hrstd="t" o:hr="t" fillcolor="#a0a0a0" stroked="f"/>
+        </w:pict>
+      </w:r>
+    </w:p>
+    <w:p>
+      <w:pPr>
+        <w:rPr>
+          <w:b/>
+          <w:bCs/>
+        </w:rPr>
+      </w:pPr>
+      <w:r>
+        <w:rPr>
+          <w:b/>
+          <w:bCs/>
+        </w:rPr>
+        <w:t>10. API Key Authentication Example</w:t>
+      </w:r>
+    </w:p>
+    <w:p>
+      <w:r>
+        <w:t>import requests</w:t>
+      </w:r>
+      <w:r>
+        <w:br/>
+      </w:r>
+      <w:r>
+        <w:br/>
+        <w:t>headers = {</w:t>
+      </w:r>
+      <w:r>
+        <w:br/>
+        <w:t xml:space="preserve">    "x-api-key": "abc123"</w:t>
+      </w:r>
+      <w:r>
+        <w:br/>
+        <w:t>}</w:t>
+      </w:r>
+      <w:r>
+        <w:br/>
+      </w:r>
+      <w:r>
+        <w:br/>
+        <w:t>response = requests.get(</w:t>
+      </w:r>
+      <w:r>
+        <w:br/>
+        <w:t xml:space="preserve">    "https://api.example.com/data",</w:t>
+      </w:r>
+      <w:r>
+        <w:br/>
+        <w:t xml:space="preserve">    headers=headers</w:t>
+      </w:r>
+      <w:r>
+        <w:br/>
+        <w:t>)</w:t>
+      </w:r>
+      <w:r>
+        <w:br/>
+      </w:r>
+      <w:r>
+        <w:br/>
+        <w:t>print(response.json())</w:t>
+      </w:r>
+    </w:p>
+    <w:p>
+      <w:r>
+        <w:pict w14:anchorId="44EF1106">
+          <v:rect id="_x0000_i1429" style="width:0;height:1.5pt" o:hralign="center" o:hrstd="t" o:hr="t" fillcolor="#a0a0a0" stroked="f"/>
+        </w:pict>
+      </w:r>
+    </w:p>
+    <w:p>
+      <w:pPr>
+        <w:rPr>
+          <w:b/>
+          <w:bCs/>
+        </w:rPr>
+      </w:pPr>
+      <w:r>
+        <w:rPr>
+          <w:b/>
+          <w:bCs/>
+        </w:rPr>
+        <w:t>11. Bearer Token Authentication Example</w:t>
+      </w:r>
+    </w:p>
+    <w:p>
+      <w:r>
+        <w:t>import requests</w:t>
+      </w:r>
+      <w:r>
+        <w:br/>
+      </w:r>
+      <w:r>
+        <w:br/>
+        <w:t>headers = {</w:t>
+      </w:r>
+      <w:r>
+        <w:br/>
+        <w:t xml:space="preserve">    "Authorization": "Bearer eyJhbGciOi..."</w:t>
+      </w:r>
+      <w:r>
+        <w:br/>
+        <w:t>}</w:t>
+      </w:r>
+      <w:r>
+        <w:br/>
+      </w:r>
+      <w:r>
+        <w:br/>
+        <w:t>response = requests.get(</w:t>
+      </w:r>
+      <w:r>
+        <w:br/>
+        <w:t xml:space="preserve">    "https://api.example.com/users",</w:t>
+      </w:r>
+      <w:r>
+        <w:br/>
+        <w:t xml:space="preserve">    headers=headers</w:t>
+      </w:r>
+      <w:r>
+        <w:br/>
+      </w:r>
+      <w:r>
+        <w:lastRenderedPageBreak/>
+        <w:t>)</w:t>
+      </w:r>
+      <w:r>
+        <w:br/>
+      </w:r>
+      <w:r>
+        <w:br/>
+        <w:t>print(response.json())</w:t>
+      </w:r>
+    </w:p>
+    <w:p>
+      <w:r>
+        <w:pict w14:anchorId="226CF09D">
+          <v:rect id="_x0000_i1430" style="width:0;height:1.5pt" o:hralign="center" o:hrstd="t" o:hr="t" fillcolor="#a0a0a0" stroked="f"/>
+        </w:pict>
+      </w:r>
+    </w:p>
+    <w:p>
+      <w:pPr>
+        <w:rPr>
+          <w:b/>
+          <w:bCs/>
+        </w:rPr>
+      </w:pPr>
+      <w:r>
+        <w:rPr>
+          <w:b/>
+          <w:bCs/>
+        </w:rPr>
+        <w:t>Real Industry Mapping</w:t>
+      </w:r>
+    </w:p>
+    <w:tbl>
+      <w:tblPr>
+        <w:tblStyle w:val="TableGrid"/>
+        <w:tblW w:w="0" w:type="auto"/>
+        <w:tblLook w:val="04A0" w:firstRow="1" w:lastRow="0" w:firstColumn="1" w:lastColumn="0" w:noHBand="0" w:noVBand="1"/>
+      </w:tblPr>
+      <w:tblGrid>
+        <w:gridCol w:w="2509"/>
+        <w:gridCol w:w="3202"/>
+      </w:tblGrid>
+      <w:tr>
+        <w:tc>
+          <w:tcPr>
+            <w:tcW w:w="0" w:type="auto"/>
+            <w:hideMark/>
+          </w:tcPr>
+          <w:p>
+            <w:pPr>
+              <w:spacing w:after="160" w:line="278" w:lineRule="auto"/>
+              <w:rPr>
+                <w:b/>
+                <w:bCs/>
+              </w:rPr>
+            </w:pPr>
+            <w:r>
+              <w:rPr>
+                <w:b/>
+                <w:bCs/>
+              </w:rPr>
+              <w:t>Technology</w:t>
+            </w:r>
+          </w:p>
+        </w:tc>
+        <w:tc>
+          <w:tcPr>
+            <w:tcW w:w="0" w:type="auto"/>
+            <w:hideMark/>
+          </w:tcPr>
+          <w:p>
+            <w:pPr>
+              <w:spacing w:after="160" w:line="278" w:lineRule="auto"/>
+              <w:rPr>
+                <w:b/>
+                <w:bCs/>
+              </w:rPr>
+            </w:pPr>
+            <w:r>
+              <w:rPr>
+                <w:b/>
+                <w:bCs/>
+              </w:rPr>
+              <w:t>Common Authentication</w:t>
+            </w:r>
+          </w:p>
+        </w:tc>
+      </w:tr>
+      <w:tr>
+        <w:tc>
+          <w:tcPr>
+            <w:tcW w:w="0" w:type="auto"/>
+            <w:hideMark/>
+          </w:tcPr>
+          <w:p>
+            <w:pPr>
+              <w:spacing w:after="160" w:line="278" w:lineRule="auto"/>
+            </w:pPr>
+            <w:r>
+              <w:t>Workday REST API</w:t>
+            </w:r>
+          </w:p>
+        </w:tc>
+        <w:tc>
+          <w:tcPr>
+            <w:tcW w:w="0" w:type="auto"/>
+            <w:hideMark/>
+          </w:tcPr>
+          <w:p>
+            <w:pPr>
+              <w:spacing w:after="160" w:line="278" w:lineRule="auto"/>
+            </w:pPr>
+            <w:r>
+              <w:t>OAuth 2.0</w:t>
+            </w:r>
+          </w:p>
+        </w:tc>
+      </w:tr>
+      <w:tr>
+        <w:tc>
+          <w:tcPr>
+            <w:tcW w:w="0" w:type="auto"/>
+            <w:hideMark/>
+          </w:tcPr>
+          <w:p>
+            <w:pPr>
+              <w:spacing w:after="160" w:line="278" w:lineRule="auto"/>
+            </w:pPr>
+            <w:r>
+              <w:t>ServiceNow</w:t>
+            </w:r>
+          </w:p>
+        </w:tc>
+        <w:tc>
+          <w:tcPr>
+            <w:tcW w:w="0" w:type="auto"/>
+            <w:hideMark/>
+          </w:tcPr>
+          <w:p>
+            <w:pPr>
+              <w:spacing w:after="160" w:line="278" w:lineRule="auto"/>
+            </w:pPr>
+            <w:r>
+              <w:t>OAuth / Basic Auth</w:t>
+            </w:r>
+          </w:p>
+        </w:tc>
+      </w:tr>
+      <w:tr>
+        <w:tc>
+          <w:tcPr>
+            <w:tcW w:w="0" w:type="auto"/>
+            <w:hideMark/>
+          </w:tcPr>
+          <w:p>
+            <w:pPr>
+              <w:spacing w:after="160" w:line="278" w:lineRule="auto"/>
+            </w:pPr>
+            <w:r>
+              <w:t>Databricks</w:t>
+            </w:r>
+          </w:p>
+        </w:tc>
+        <w:tc>
+          <w:tcPr>
+            <w:tcW w:w="0" w:type="auto"/>
+            <w:hideMark/>
+          </w:tcPr>
+          <w:p>
+            <w:pPr>
+              <w:spacing w:after="160" w:line="278" w:lineRule="auto"/>
+            </w:pPr>
+            <w:r>
+              <w:t>PAT / OAuth</w:t>
+            </w:r>
+          </w:p>
+        </w:tc>
+      </w:tr>
+      <w:tr>
+        <w:tc>
+          <w:tcPr>
+            <w:tcW w:w="0" w:type="auto"/>
+            <w:hideMark/>
+          </w:tcPr>
+          <w:p>
+            <w:pPr>
+              <w:spacing w:after="160" w:line="278" w:lineRule="auto"/>
+            </w:pPr>
+            <w:r>
+              <w:t>Microsoft Azure</w:t>
+            </w:r>
+          </w:p>
+        </w:tc>
+        <w:tc>
+          <w:tcPr>
+            <w:tcW w:w="0" w:type="auto"/>
+            <w:hideMark/>
+          </w:tcPr>
+          <w:p>
+            <w:pPr>
+              <w:spacing w:after="160" w:line="278" w:lineRule="auto"/>
+            </w:pPr>
+            <w:r>
+              <w:t>OAuth 2.0 / Managed Identity</w:t>
+            </w:r>
+          </w:p>
+        </w:tc>
+      </w:tr>
+      <w:tr>
+        <w:tc>
+          <w:tcPr>
+            <w:tcW w:w="0" w:type="auto"/>
+            <w:hideMark/>
+          </w:tcPr>
+          <w:p>
+            <w:pPr>
+              <w:spacing w:after="160" w:line="278" w:lineRule="auto"/>
+            </w:pPr>
+            <w:r>
+              <w:t>Amazon Web Services</w:t>
+            </w:r>
+          </w:p>
+        </w:tc>
+        <w:tc>
+          <w:tcPr>
+            <w:tcW w:w="0" w:type="auto"/>
+            <w:hideMark/>
+          </w:tcPr>
+          <w:p>
+            <w:pPr>
+              <w:spacing w:after="160" w:line="278" w:lineRule="auto"/>
+            </w:pPr>
+            <w:r>
+              <w:t>IAM / Access Keys</w:t>
             </w:r>
           </w:p>
         </w:tc>

--- a/Encoding Decodiing and Encryption Decryption.docx
+++ b/Encoding Decodiing and Encryption Decryption.docx
@@ -3514,6 +3514,7 @@
         <w:rPr>
           <w:b/>
           <w:bCs/>
+          <w:highlight w:val="magenta"/>
         </w:rPr>
         <w:t>1. Encoding and Decoding in Python</w:t>
       </w:r>
@@ -3553,6 +3554,11 @@
       </w:r>
       <w:r>
         <w:br/>
+      </w:r>
+      <w:r>
+        <w:rPr>
+          <w:highlight w:val="cyan"/>
+        </w:rPr>
         <w:t>text_bytes = text.encode('utf-8')</w:t>
       </w:r>
       <w:r>
@@ -3564,6 +3570,11 @@
       </w:r>
       <w:r>
         <w:br/>
+      </w:r>
+      <w:r>
+        <w:rPr>
+          <w:highlight w:val="cyan"/>
+        </w:rPr>
         <w:t>encoded = base64.b64encode(text_bytes)</w:t>
       </w:r>
       <w:r>
@@ -3637,6 +3648,11 @@
       </w:r>
       <w:r>
         <w:br/>
+      </w:r>
+      <w:r>
+        <w:rPr>
+          <w:highlight w:val="cyan"/>
+        </w:rPr>
         <w:t>decoded = base64.b64decode(encoded_text)</w:t>
       </w:r>
       <w:r>
@@ -3648,6 +3664,11 @@
       </w:r>
       <w:r>
         <w:br/>
+      </w:r>
+      <w:r>
+        <w:rPr>
+          <w:highlight w:val="cyan"/>
+        </w:rPr>
         <w:t>print(decoded.decode('utf-8'))</w:t>
       </w:r>
     </w:p>
@@ -3841,6 +3862,7 @@
         <w:rPr>
           <w:b/>
           <w:bCs/>
+          <w:highlight w:val="magenta"/>
         </w:rPr>
         <w:t>3. Hashing in Python</w:t>
       </w:r>
@@ -3856,6 +3878,7 @@
         <w:rPr>
           <w:b/>
           <w:bCs/>
+          <w:highlight w:val="cyan"/>
         </w:rPr>
         <w:t>SHA256 Hashing</w:t>
       </w:r>
@@ -3880,6 +3903,11 @@
       </w:r>
       <w:r>
         <w:br/>
+      </w:r>
+      <w:r>
+        <w:rPr>
+          <w:highlight w:val="cyan"/>
+        </w:rPr>
         <w:t>password_bytes = password.encode()</w:t>
       </w:r>
       <w:r>
@@ -3891,6 +3919,11 @@
       </w:r>
       <w:r>
         <w:br/>
+      </w:r>
+      <w:r>
+        <w:rPr>
+          <w:highlight w:val="cyan"/>
+        </w:rPr>
         <w:t>hashed = hashlib.sha256(password_bytes)</w:t>
       </w:r>
       <w:r>
@@ -3902,6 +3935,11 @@
       </w:r>
       <w:r>
         <w:br/>
+      </w:r>
+      <w:r>
+        <w:rPr>
+          <w:highlight w:val="cyan"/>
+        </w:rPr>
         <w:t>print(hashed.hexdigest())</w:t>
       </w:r>
     </w:p>
@@ -3943,6 +3981,7 @@
         <w:rPr>
           <w:b/>
           <w:bCs/>
+          <w:highlight w:val="magenta"/>
         </w:rPr>
         <w:t>4. Password Hash Verification</w:t>
       </w:r>
